--- a/templates/VIVAN/KUWAIT/agreement.docx
+++ b/templates/VIVAN/KUWAIT/agreement.docx
@@ -187,6 +187,7 @@
                 <w:szCs w:val="20"/>
               </w:rPr>
             </w:pPr>
+            <w:proofErr w:type="gramStart"/>
             <w:r>
               <w:rPr>
                 <w:rFonts w:ascii="Times New Roman" w:hAnsi="Times New Roman" w:cs="Times New Roman"/>
@@ -195,7 +196,18 @@
                 <w:sz w:val="20"/>
                 <w:szCs w:val="20"/>
               </w:rPr>
-              <w:t>ADD:- {{SPADD}}</w:t>
+              <w:t>ADD:-</w:t>
+            </w:r>
+            <w:proofErr w:type="gramEnd"/>
+            <w:r>
+              <w:rPr>
+                <w:rFonts w:ascii="Times New Roman" w:hAnsi="Times New Roman" w:cs="Times New Roman"/>
+                <w:b/>
+                <w:bCs/>
+                <w:sz w:val="20"/>
+                <w:szCs w:val="20"/>
+              </w:rPr>
+              <w:t xml:space="preserve"> {{SPADD}}</w:t>
             </w:r>
             <w:r>
               <w:rPr>
@@ -2423,14 +2435,25 @@
               </w:rPr>
               <w:t xml:space="preserve"> </w:t>
             </w:r>
-            <w:r>
-              <w:rPr>
-                <w:rFonts w:asciiTheme="majorBidi" w:hAnsiTheme="majorBidi" w:cstheme="majorBidi"/>
-                <w:b/>
-                <w:sz w:val="20"/>
-                <w:szCs w:val="20"/>
-              </w:rPr>
-              <w:t>Labour Law.</w:t>
+            <w:proofErr w:type="spellStart"/>
+            <w:r>
+              <w:rPr>
+                <w:rFonts w:asciiTheme="majorBidi" w:hAnsiTheme="majorBidi" w:cstheme="majorBidi"/>
+                <w:b/>
+                <w:sz w:val="20"/>
+                <w:szCs w:val="20"/>
+              </w:rPr>
+              <w:t>Labour</w:t>
+            </w:r>
+            <w:proofErr w:type="spellEnd"/>
+            <w:r>
+              <w:rPr>
+                <w:rFonts w:asciiTheme="majorBidi" w:hAnsiTheme="majorBidi" w:cstheme="majorBidi"/>
+                <w:b/>
+                <w:sz w:val="20"/>
+                <w:szCs w:val="20"/>
+              </w:rPr>
+              <w:t xml:space="preserve"> Law.</w:t>
             </w:r>
           </w:p>
           <w:p>
@@ -3289,7 +3312,27 @@
                 <w:sz w:val="20"/>
                 <w:szCs w:val="20"/>
               </w:rPr>
-              <w:t xml:space="preserve">The employment of the Second Party, under the present agreement, in respect of all matters relating to working hours weekly rest, sick leave, cases of absence, injuries, disability, and death and as regard termination of services and compensation due to the Second Party in the form of an end-of service award, as well as in the matters for which this agreement does not contain a specific provision, shall be governed by provisions of the Labour and Workman’s law in force in the Kingdom of </w:t>
+              <w:t xml:space="preserve">The employment of the Second Party, under the present agreement, in respect of all matters relating to working hours weekly rest, sick leave, cases of absence, injuries, disability, and death and as regard termination of services and compensation due to the Second Party in the form of an end-of service award, as well as in the matters for which this agreement does not contain a specific provision, shall be governed by provisions of the </w:t>
+            </w:r>
+            <w:proofErr w:type="spellStart"/>
+            <w:r>
+              <w:rPr>
+                <w:rFonts w:asciiTheme="majorBidi" w:hAnsiTheme="majorBidi" w:cstheme="majorBidi"/>
+                <w:b/>
+                <w:sz w:val="20"/>
+                <w:szCs w:val="20"/>
+              </w:rPr>
+              <w:t>Labour</w:t>
+            </w:r>
+            <w:proofErr w:type="spellEnd"/>
+            <w:r>
+              <w:rPr>
+                <w:rFonts w:asciiTheme="majorBidi" w:hAnsiTheme="majorBidi" w:cstheme="majorBidi"/>
+                <w:b/>
+                <w:sz w:val="20"/>
+                <w:szCs w:val="20"/>
+              </w:rPr>
+              <w:t xml:space="preserve"> and Workman’s law in force in the Kingdom of </w:t>
             </w:r>
             <w:r>
               <w:rPr>
@@ -3983,7 +4026,27 @@
                 <w:sz w:val="20"/>
                 <w:szCs w:val="20"/>
               </w:rPr>
-              <w:t>s committed by the Second Party, determined by the Labour and Workman Law in Article 83 thereof.</w:t>
+              <w:t xml:space="preserve">s committed by the Second Party, determined by the </w:t>
+            </w:r>
+            <w:proofErr w:type="spellStart"/>
+            <w:r>
+              <w:rPr>
+                <w:rFonts w:asciiTheme="majorBidi" w:hAnsiTheme="majorBidi" w:cstheme="majorBidi"/>
+                <w:b/>
+                <w:sz w:val="20"/>
+                <w:szCs w:val="20"/>
+              </w:rPr>
+              <w:t>Labour</w:t>
+            </w:r>
+            <w:proofErr w:type="spellEnd"/>
+            <w:r>
+              <w:rPr>
+                <w:rFonts w:asciiTheme="majorBidi" w:hAnsiTheme="majorBidi" w:cstheme="majorBidi"/>
+                <w:b/>
+                <w:sz w:val="20"/>
+                <w:szCs w:val="20"/>
+              </w:rPr>
+              <w:t xml:space="preserve"> and Workman Law in Article 83 thereof.</w:t>
             </w:r>
           </w:p>
           <w:p>
@@ -5503,6 +5566,67 @@
                 <w:szCs w:val="20"/>
               </w:rPr>
             </w:pPr>
+            <w:r>
+              <w:rPr>
+                <w:bCs/>
+                <w:noProof/>
+                <w:sz w:val="20"/>
+                <w:szCs w:val="20"/>
+              </w:rPr>
+              <w:pict w14:anchorId="174E44D0">
+                <v:rect id="_x0000_s1032" style="position:absolute;margin-left:39.75pt;margin-top:47.75pt;width:93.3pt;height:49.6pt;z-index:251662336;mso-position-horizontal-relative:text;mso-position-vertical-relative:text" fillcolor="#4f81bd [3204]" stroked="f">
+                  <v:textbox>
+                    <w:txbxContent>
+                      <w:p>
+                        <w:pPr>
+                          <w:rPr>
+                            <w:lang w:val="en-IN"/>
+                          </w:rPr>
+                        </w:pPr>
+                        <w:r>
+                          <w:rPr>
+                            <w:lang w:val="en-IN"/>
+                          </w:rPr>
+                          <w:t>{{SPONSOR_SIGNATURE}}</w:t>
+                        </w:r>
+                      </w:p>
+                      <w:p/>
+                    </w:txbxContent>
+                  </v:textbox>
+                </v:rect>
+              </w:pict>
+            </w:r>
+            <w:r>
+              <w:rPr>
+                <w:bCs/>
+                <w:noProof/>
+                <w:sz w:val="20"/>
+                <w:szCs w:val="20"/>
+              </w:rPr>
+              <w:pict w14:anchorId="66949239">
+                <v:rect id="_x0000_s1030" style="position:absolute;margin-left:16.75pt;margin-top:24.15pt;width:141.35pt;height:88.55pt;z-index:251660288;mso-position-horizontal-relative:text;mso-position-vertical-relative:text">
+                  <v:textbox>
+                    <w:txbxContent>
+                      <w:p>
+                        <w:pPr>
+                          <w:rPr>
+                            <w:lang w:val="en-IN"/>
+                          </w:rPr>
+                        </w:pPr>
+                        <w:proofErr w:type="spellStart"/>
+                        <w:r>
+                          <w:rPr>
+                            <w:lang w:val="en-IN"/>
+                          </w:rPr>
+                          <w:t>BoarderBoX</w:t>
+                        </w:r>
+                        <w:proofErr w:type="spellEnd"/>
+                      </w:p>
+                    </w:txbxContent>
+                  </v:textbox>
+                </v:rect>
+              </w:pict>
+            </w:r>
           </w:p>
         </w:tc>
         <w:tc>
@@ -5518,6 +5642,58 @@
                 <w:szCs w:val="20"/>
               </w:rPr>
             </w:pPr>
+            <w:r>
+              <w:rPr>
+                <w:bCs/>
+                <w:noProof/>
+                <w:sz w:val="20"/>
+                <w:szCs w:val="20"/>
+              </w:rPr>
+              <w:pict w14:anchorId="66949239">
+                <v:rect id="_x0000_s1031" style="position:absolute;margin-left:20.9pt;margin-top:24.15pt;width:141.35pt;height:88.55pt;z-index:251661312;mso-position-horizontal-relative:text;mso-position-vertical-relative:text">
+                  <v:textbox>
+                    <w:txbxContent>
+                      <w:p>
+                        <w:pPr>
+                          <w:rPr>
+                            <w:lang w:val="en-IN"/>
+                          </w:rPr>
+                        </w:pPr>
+                        <w:proofErr w:type="spellStart"/>
+                        <w:r>
+                          <w:rPr>
+                            <w:lang w:val="en-IN"/>
+                          </w:rPr>
+                          <w:t>BoarderBoX</w:t>
+                        </w:r>
+                        <w:proofErr w:type="spellEnd"/>
+                      </w:p>
+                    </w:txbxContent>
+                  </v:textbox>
+                </v:rect>
+              </w:pict>
+            </w:r>
+            <w:r>
+              <w:rPr>
+                <w:bCs/>
+                <w:noProof/>
+                <w:sz w:val="20"/>
+                <w:szCs w:val="20"/>
+              </w:rPr>
+              <w:pict w14:anchorId="174E44D0">
+                <v:rect id="_x0000_s1033" style="position:absolute;margin-left:46.15pt;margin-top:38.85pt;width:93.3pt;height:49.6pt;rotation:-151567fd;z-index:251663360;mso-position-horizontal-relative:text;mso-position-vertical-relative:text" fillcolor="#4f81bd [3204]" stroked="f">
+                  <v:textbox>
+                    <w:txbxContent>
+                      <w:p>
+                        <w:r>
+                          <w:t>{{EMPLOYEE_SIGNATURE}}</w:t>
+                        </w:r>
+                      </w:p>
+                    </w:txbxContent>
+                  </v:textbox>
+                </v:rect>
+              </w:pict>
+            </w:r>
           </w:p>
         </w:tc>
         <w:tc>
